--- a/word_reports/LP_0366_위치_467_UFO_Lights Out.docx
+++ b/word_reports/LP_0366_위치_467_UFO_Lights Out.docx
@@ -4,7 +4,7 @@
   <w:body>
     <w:p>
       <w:pPr>
-        <w:spacing w:after="280"/>
+        <w:spacing w:after="80"/>
       </w:pPr>
       <w:r>
         <w:rPr w:rFonts="맑은 고딕">
@@ -13,94 +13,47 @@
           <w:color w:val="1E3A8A"/>
           <w:sz w:val="30"/>
         </w:rPr>
-        <w:t>[467] UFO - Lights Out</w:t>
+        <w:t>UFO - Lights Out</w:t>
       </w:r>
     </w:p>
     <w:p>
       <w:pPr>
-        <w:spacing w:after="320"/>
+        <w:spacing w:after="240"/>
       </w:pPr>
       <w:r>
         <w:rPr w:rFonts="맑은 고딕">
           <w:rFonts w:ascii="맑은 고딕" w:hAnsi="맑은 고딕" w:eastAsia="맑은 고딕"/>
           <w:b/>
-          <w:sz w:val="20"/>
+          <w:color w:val="4B5563"/>
+          <w:sz w:val="22"/>
         </w:rPr>
-        <w:t>■ 위치 : 467</w:t>
-        <w:br/>
-      </w:r>
-      <w:r>
-        <w:rPr w:rFonts="맑은 고딕">
-          <w:rFonts w:ascii="맑은 고딕" w:hAnsi="맑은 고딕" w:eastAsia="맑은 고딕"/>
-          <w:b/>
-          <w:sz w:val="20"/>
-        </w:rPr>
-        <w:t>■ 아티스트 : UFO</w:t>
-        <w:br/>
-      </w:r>
-      <w:r>
-        <w:rPr w:rFonts="맑은 고딕">
-          <w:rFonts w:ascii="맑은 고딕" w:hAnsi="맑은 고딕" w:eastAsia="맑은 고딕"/>
-          <w:b/>
-          <w:sz w:val="20"/>
-        </w:rPr>
-        <w:t>■ 앨범명 : Lights Out</w:t>
-        <w:br/>
-      </w:r>
-      <w:r>
-        <w:rPr w:rFonts="맑은 고딕">
-          <w:rFonts w:ascii="맑은 고딕" w:hAnsi="맑은 고딕" w:eastAsia="맑은 고딕"/>
-          <w:b w:val="0"/>
-          <w:sz w:val="20"/>
-        </w:rPr>
-        <w:t>■ 음반 레이블 : Chrysalis Records</w:t>
-        <w:br/>
-      </w:r>
-      <w:r>
-        <w:rPr w:rFonts="맑은 고딕">
-          <w:rFonts w:ascii="맑은 고딕" w:hAnsi="맑은 고딕" w:eastAsia="맑은 고딕"/>
-          <w:b w:val="0"/>
-          <w:sz w:val="20"/>
-        </w:rPr>
-        <w:t>■ 발매년도 : 1977</w:t>
-        <w:br/>
-      </w:r>
-      <w:r>
-        <w:rPr w:rFonts="맑은 고딕">
-          <w:rFonts w:ascii="맑은 고딕" w:hAnsi="맑은 고딕" w:eastAsia="맑은 고딕"/>
-          <w:b w:val="0"/>
-          <w:sz w:val="20"/>
-        </w:rPr>
-        <w:t>■ 장르 : 하드 록, 헤비메탈</w:t>
-        <w:br/>
-      </w:r>
-      <w:r>
-        <w:rPr w:rFonts="맑은 고딕">
-          <w:rFonts w:ascii="맑은 고딕" w:hAnsi="맑은 고딕" w:eastAsia="맑은 고딕"/>
-          <w:b w:val="0"/>
-          <w:sz w:val="20"/>
-        </w:rPr>
-        <w:t>■ 주요 수록곡 : Too Hot to Handle, Lights Out, Try Me, Love to Love, Alone Again Or</w:t>
-        <w:br/>
+        <w:t>위치 :  467</w:t>
       </w:r>
     </w:p>
     <w:p>
       <w:pPr>
-        <w:spacing w:after="160"/>
+        <w:spacing w:line="324" w:lineRule="auto" w:before="80" w:after="160"/>
       </w:pPr>
       <w:r>
         <w:rPr w:rFonts="맑은 고딕">
           <w:rFonts w:ascii="맑은 고딕" w:hAnsi="맑은 고딕" w:eastAsia="맑은 고딕"/>
           <w:b/>
           <w:color w:val="1F2937"/>
-          <w:sz w:val="24"/>
+          <w:sz w:val="22"/>
         </w:rPr>
-        <w:t>■ 음반 해설 및 감상 가이드</w:t>
+        <w:t xml:space="preserve">[음반 소개] </w:t>
+      </w:r>
+      <w:r>
+        <w:rPr w:rFonts="맑은 고딕">
+          <w:rFonts w:ascii="맑은 고딕" w:hAnsi="맑은 고딕" w:eastAsia="맑은 고딕"/>
+          <w:b w:val="0"/>
+          <w:sz w:val="21"/>
+        </w:rPr>
       </w:r>
     </w:p>
     <w:p>
       <w:pPr>
-        <w:spacing w:line="312" w:lineRule="auto" w:after="120"/>
+        <w:spacing w:line="324" w:lineRule="auto" w:after="120"/>
       </w:pPr>
       <w:r>
         <w:rPr w:rFonts="맑은 고딕">
@@ -108,38 +61,516 @@
           <w:b w:val="0"/>
           <w:sz w:val="21"/>
         </w:rPr>
-        <w:t>1977년에 발매된 UFO의 다섯 번째 스튜디오 앨범 《Lights Out》은 70년대 영국 하드 록 역사상 가장 찬란하게 빛나는 정점의 기록입니다. 당대 밴드는 리듬 기타와 키보드를 담당하는 폴 레이먼드(Paul Raymond)를 새롭게 영입하며 음악적 스펙트럼을 넓혔고, 록 씬의 명프로듀서 론 네비슨(Ron Nevison)과의 협업을 통해 사운드의 거친 결을 유지하면서도 한층 세련되고 웅장한 오케스트레이션을 더했습니다. 그 결과 정교함과 정통 록의 투박한 에너지가 완벽하게 동사하는 시대의 명반을 탄생시켰습니다.</w:t>
+        <w:t>1970년대 브리티시 하드 록이 도달할 수 있는 가장 우아하고도 장엄한 정점을 증명한 UFO의 1977년 명반 《Lights Out》은 강렬한 헤비 기타 리프와 클래시컬한 현악 오케스트레이션이 환상적인 조화를 이루는 걸작입니다. 프로듀서 론 네비슨의 유려한 조율 아래, 천재 기타리스트 마이클 쉥커의 낭만적인 핑거링과 필 모그의 처연하면서도 드라마틱한 보컬은 단순한 록을 넘어 한 편의 비장미 넘치는 교향시를 엮어냅니다. 거친 질주감 속에서도 결코 잃지 않는 기품과 서정적인 멜로디의 향연은 반세기가 흐른 지금까지도 애호가들의 가슴을 깊게 울리며 찬연한 빛을 발합니다.</w:t>
       </w:r>
     </w:p>
     <w:p>
       <w:pPr>
-        <w:spacing w:line="312" w:lineRule="auto" w:after="120"/>
+        <w:spacing w:line="324" w:lineRule="auto" w:before="200" w:after="80"/>
       </w:pPr>
+      <w:r>
+        <w:rPr w:rFonts="맑은 고딕">
+          <w:rFonts w:ascii="맑은 고딕" w:hAnsi="맑은 고딕" w:eastAsia="맑은 고딕"/>
+          <w:b/>
+          <w:color w:val="1E3A8A"/>
+          <w:sz w:val="24"/>
+        </w:rPr>
+        <w:t>1. 음반 데이터</w:t>
+      </w:r>
+    </w:p>
+    <w:p>
+      <w:pPr>
+        <w:spacing w:line="324" w:lineRule="auto" w:after="80"/>
+      </w:pPr>
+      <w:r>
+        <w:rPr w:rFonts="맑은 고딕">
+          <w:rFonts w:ascii="맑은 고딕" w:hAnsi="맑은 고딕" w:eastAsia="맑은 고딕"/>
+          <w:b w:val="0"/>
+          <w:color w:val="6B7280"/>
+          <w:sz w:val="21"/>
+        </w:rPr>
+        <w:t xml:space="preserve">· </w:t>
+      </w:r>
+      <w:r>
+        <w:rPr w:rFonts="맑은 고딕">
+          <w:rFonts w:ascii="맑은 고딕" w:hAnsi="맑은 고딕" w:eastAsia="맑은 고딕"/>
+          <w:b/>
+          <w:color w:val="1F2937"/>
+          <w:sz w:val="21"/>
+        </w:rPr>
+        <w:t xml:space="preserve">앨범명: </w:t>
+      </w:r>
       <w:r>
         <w:rPr w:rFonts="맑은 고딕">
           <w:rFonts w:ascii="맑은 고딕" w:hAnsi="맑은 고딕" w:eastAsia="맑은 고딕"/>
           <w:b w:val="0"/>
           <w:sz w:val="21"/>
         </w:rPr>
-        <w:t>이 음반의 핵심적인 미학은 단연 '독일 출신의 기타 신동' 마이클 쉥커(Michael Schenker)의 독보적인 연주와 필 모그(Phil Mogg)의 중후한 보컬이 이루는 결합에 있습니다. 마이클 쉥커는 특유의 깁슨 플라잉 V 기타로 날카롭고 스피디하면서도 감성적인 멜로디 라인을 그려내며 정교한 리드 기타의 정석을 선보입니다. 여기에 필 모그의 호소력 짙고 단단한 보컬, 그리고 적재적소에 배치된 현악 세션과 키보드가 어우러져 단순한 록 음악을 넘어선 드라마틱한 서사성을 부여합니다.</w:t>
+        <w:t>Lights Out</w:t>
       </w:r>
     </w:p>
     <w:p>
       <w:pPr>
-        <w:spacing w:line="312" w:lineRule="auto" w:after="120"/>
+        <w:spacing w:line="324" w:lineRule="auto" w:after="80"/>
       </w:pPr>
+      <w:r>
+        <w:rPr w:rFonts="맑은 고딕">
+          <w:rFonts w:ascii="맑은 고딕" w:hAnsi="맑은 고딕" w:eastAsia="맑은 고딕"/>
+          <w:b w:val="0"/>
+          <w:color w:val="6B7280"/>
+          <w:sz w:val="21"/>
+        </w:rPr>
+        <w:t xml:space="preserve">· </w:t>
+      </w:r>
+      <w:r>
+        <w:rPr w:rFonts="맑은 고딕">
+          <w:rFonts w:ascii="맑은 고딕" w:hAnsi="맑은 고딕" w:eastAsia="맑은 고딕"/>
+          <w:b/>
+          <w:color w:val="1F2937"/>
+          <w:sz w:val="21"/>
+        </w:rPr>
+        <w:t xml:space="preserve">아티스트: </w:t>
+      </w:r>
       <w:r>
         <w:rPr w:rFonts="맑은 고딕">
           <w:rFonts w:ascii="맑은 고딕" w:hAnsi="맑은 고딕" w:eastAsia="맑은 고딕"/>
           <w:b w:val="0"/>
           <w:sz w:val="21"/>
         </w:rPr>
-        <w:t>앨범 수록곡들은 완벽한 완급 조절을 통해 들을수록 매료되는 높은 완성도를 자아냅니다. 직관적이고 경쾌한 리프로 청자를 사로잡는 오프닝 트랙 "Too Hot to Handle"과 밴드의 폭발적인 에너지를 집약한 타이틀곡 "Lights Out"은 70년대 하드 록의 정통적인 쾌감을 선사합니다. 반면 현악 편곡이 돋보이는 애절한 발라드 "Try Me"와 대곡 스타일의 서정미가 폭발하는 "Love to Love"는 마이클 쉥커의 전설적인 기타 솔로와 어우러지며 본작을 단순한 헤비 앨범 이상의 예술적 경지로 끌어올립니다.</w:t>
+        <w:t>UFO</w:t>
+      </w:r>
+    </w:p>
+    <w:p>
+      <w:pPr>
+        <w:spacing w:line="324" w:lineRule="auto" w:after="80"/>
+      </w:pPr>
+      <w:r>
+        <w:rPr w:rFonts="맑은 고딕">
+          <w:rFonts w:ascii="맑은 고딕" w:hAnsi="맑은 고딕" w:eastAsia="맑은 고딕"/>
+          <w:b w:val="0"/>
+          <w:color w:val="6B7280"/>
+          <w:sz w:val="21"/>
+        </w:rPr>
+        <w:t xml:space="preserve">· </w:t>
+      </w:r>
+      <w:r>
+        <w:rPr w:rFonts="맑은 고딕">
+          <w:rFonts w:ascii="맑은 고딕" w:hAnsi="맑은 고딕" w:eastAsia="맑은 고딕"/>
+          <w:b/>
+          <w:color w:val="1F2937"/>
+          <w:sz w:val="21"/>
+        </w:rPr>
+        <w:t xml:space="preserve">발매 정보: </w:t>
+      </w:r>
+      <w:r>
+        <w:rPr w:rFonts="맑은 고딕">
+          <w:rFonts w:ascii="맑은 고딕" w:hAnsi="맑은 고딕" w:eastAsia="맑은 고딕"/>
+          <w:b w:val="0"/>
+          <w:sz w:val="21"/>
+        </w:rPr>
+        <w:t>1977년 5월 영국의 크리설리스(Chrysalis) 레코드를 통해 발매된 UFO의 여섯 번째 정규 스튜디오 앨범으로, 런던의 에어 스튜디오(AIR Studios) 등지에서 녹음되어 하드 록 사운드에 격조 높은 현악 편곡을 과감히 도입하며 밴드의 음악적 전환점이자 전성기를 활짝 연 기념비적 작품입니다.</w:t>
+      </w:r>
+    </w:p>
+    <w:p>
+      <w:pPr>
+        <w:spacing w:line="324" w:lineRule="auto" w:after="80"/>
+      </w:pPr>
+      <w:r>
+        <w:rPr w:rFonts="맑은 고딕">
+          <w:rFonts w:ascii="맑은 고딕" w:hAnsi="맑은 고딕" w:eastAsia="맑은 고딕"/>
+          <w:b w:val="0"/>
+          <w:color w:val="6B7280"/>
+          <w:sz w:val="21"/>
+        </w:rPr>
+        <w:t xml:space="preserve">· </w:t>
+      </w:r>
+      <w:r>
+        <w:rPr w:rFonts="맑은 고딕">
+          <w:rFonts w:ascii="맑은 고딕" w:hAnsi="맑은 고딕" w:eastAsia="맑은 고딕"/>
+          <w:b/>
+          <w:color w:val="1F2937"/>
+          <w:sz w:val="21"/>
+        </w:rPr>
+        <w:t xml:space="preserve">LP 인기도(판매량): </w:t>
+      </w:r>
+      <w:r>
+        <w:rPr w:rFonts="맑은 고딕">
+          <w:rFonts w:ascii="맑은 고딕" w:hAnsi="맑은 고딕" w:eastAsia="맑은 고딕"/>
+          <w:b w:val="0"/>
+          <w:sz w:val="21"/>
+        </w:rPr>
+        <w:t>미국 빌보드 200 차트 23위까지 오르며 UFO에게 미국 시장 내 상업적 대성공을 안겨주었고, 영국 앨범 차트 54위를 기록하며 글로벌 록 씬의 중심으로 당당히 부상하였습니다.</w:t>
+      </w:r>
+    </w:p>
+    <w:p>
+      <w:pPr>
+        <w:spacing w:line="324" w:lineRule="auto" w:after="80"/>
+      </w:pPr>
+      <w:r>
+        <w:rPr w:rFonts="맑은 고딕">
+          <w:rFonts w:ascii="맑은 고딕" w:hAnsi="맑은 고딕" w:eastAsia="맑은 고딕"/>
+          <w:b w:val="0"/>
+          <w:color w:val="6B7280"/>
+          <w:sz w:val="21"/>
+        </w:rPr>
+        <w:t xml:space="preserve">· </w:t>
+      </w:r>
+      <w:r>
+        <w:rPr w:rFonts="맑은 고딕">
+          <w:rFonts w:ascii="맑은 고딕" w:hAnsi="맑은 고딕" w:eastAsia="맑은 고딕"/>
+          <w:b/>
+          <w:color w:val="1F2937"/>
+          <w:sz w:val="21"/>
+        </w:rPr>
+        <w:t xml:space="preserve">각종 수상경력: </w:t>
+      </w:r>
+      <w:r>
+        <w:rPr w:rFonts="맑은 고딕">
+          <w:rFonts w:ascii="맑은 고딕" w:hAnsi="맑은 고딕" w:eastAsia="맑은 고딕"/>
+          <w:b w:val="0"/>
+          <w:sz w:val="21"/>
+        </w:rPr>
+        <w:t>공식적인 그래미 수상 등에는 이름을 올리지 않았으나, 《Kerrang!》, 《Rolling Stone》 등 유수의 글로벌 음악 전문지로부터 '역대 최고의 하드 록 앨범' 중 하나로 지속해서 헌정되며, 훗날 메탈리카를 비롯한 수많은 헤비메탈 밴드들에게 지대한 영향을 끼친 명반으로 공인받고 있습니다.</w:t>
+      </w:r>
+    </w:p>
+    <w:p>
+      <w:pPr>
+        <w:spacing w:line="324" w:lineRule="auto" w:before="200" w:after="80"/>
+      </w:pPr>
+      <w:r>
+        <w:rPr w:rFonts="맑은 고딕">
+          <w:rFonts w:ascii="맑은 고딕" w:hAnsi="맑은 고딕" w:eastAsia="맑은 고딕"/>
+          <w:b/>
+          <w:color w:val="1E3A8A"/>
+          <w:sz w:val="24"/>
+        </w:rPr>
+        <w:t>2. 아티스트 정보</w:t>
+      </w:r>
+    </w:p>
+    <w:p>
+      <w:pPr>
+        <w:spacing w:line="324" w:lineRule="auto" w:after="80"/>
+      </w:pPr>
+      <w:r>
+        <w:rPr w:rFonts="맑은 고딕">
+          <w:rFonts w:ascii="맑은 고딕" w:hAnsi="맑은 고딕" w:eastAsia="맑은 고딕"/>
+          <w:b w:val="0"/>
+          <w:color w:val="6B7280"/>
+          <w:sz w:val="21"/>
+        </w:rPr>
+        <w:t xml:space="preserve">· </w:t>
+      </w:r>
+      <w:r>
+        <w:rPr w:rFonts="맑은 고딕">
+          <w:rFonts w:ascii="맑은 고딕" w:hAnsi="맑은 고딕" w:eastAsia="맑은 고딕"/>
+          <w:b/>
+          <w:color w:val="1F2937"/>
+          <w:sz w:val="21"/>
+        </w:rPr>
+        <w:t xml:space="preserve">국적: </w:t>
+      </w:r>
+      <w:r>
+        <w:rPr w:rFonts="맑은 고딕">
+          <w:rFonts w:ascii="맑은 고딕" w:hAnsi="맑은 고딕" w:eastAsia="맑은 고딕"/>
+          <w:b w:val="0"/>
+          <w:sz w:val="21"/>
+        </w:rPr>
+        <w:t>영국 (기타리스트 마이클 쉥커는 독일 출신)</w:t>
+      </w:r>
+    </w:p>
+    <w:p>
+      <w:pPr>
+        <w:spacing w:line="324" w:lineRule="auto" w:after="80"/>
+      </w:pPr>
+      <w:r>
+        <w:rPr w:rFonts="맑은 고딕">
+          <w:rFonts w:ascii="맑은 고딕" w:hAnsi="맑은 고딕" w:eastAsia="맑은 고딕"/>
+          <w:b w:val="0"/>
+          <w:color w:val="6B7280"/>
+          <w:sz w:val="21"/>
+        </w:rPr>
+        <w:t xml:space="preserve">· </w:t>
+      </w:r>
+      <w:r>
+        <w:rPr w:rFonts="맑은 고딕">
+          <w:rFonts w:ascii="맑은 고딕" w:hAnsi="맑은 고딕" w:eastAsia="맑은 고딕"/>
+          <w:b/>
+          <w:color w:val="1F2937"/>
+          <w:sz w:val="21"/>
+        </w:rPr>
+        <w:t xml:space="preserve">생몰년도: </w:t>
+      </w:r>
+      <w:r>
+        <w:rPr w:rFonts="맑은 고딕">
+          <w:rFonts w:ascii="맑은 고딕" w:hAnsi="맑은 고딕" w:eastAsia="맑은 고딕"/>
+          <w:b w:val="0"/>
+          <w:sz w:val="21"/>
+        </w:rPr>
+        <w:t>1969년 결성 (현재까지 활동 중)</w:t>
+      </w:r>
+    </w:p>
+    <w:p>
+      <w:pPr>
+        <w:spacing w:line="324" w:lineRule="auto" w:after="80"/>
+      </w:pPr>
+      <w:r>
+        <w:rPr w:rFonts="맑은 고딕">
+          <w:rFonts w:ascii="맑은 고딕" w:hAnsi="맑은 고딕" w:eastAsia="맑은 고딕"/>
+          <w:b w:val="0"/>
+          <w:color w:val="6B7280"/>
+          <w:sz w:val="21"/>
+        </w:rPr>
+        <w:t xml:space="preserve">· </w:t>
+      </w:r>
+      <w:r>
+        <w:rPr w:rFonts="맑은 고딕">
+          <w:rFonts w:ascii="맑은 고딕" w:hAnsi="맑은 고딕" w:eastAsia="맑은 고딕"/>
+          <w:b/>
+          <w:color w:val="1F2937"/>
+          <w:sz w:val="21"/>
+        </w:rPr>
+        <w:t xml:space="preserve">그룹 소속: </w:t>
+      </w:r>
+      <w:r>
+        <w:rPr w:rFonts="맑은 고딕">
+          <w:rFonts w:ascii="맑은 고딕" w:hAnsi="맑은 고딕" w:eastAsia="맑은 고딕"/>
+          <w:b w:val="0"/>
+          <w:sz w:val="21"/>
+        </w:rPr>
+        <w:t>그룹 (5인조 록 밴드: 필 모그, 마이클 쉥커, 피트 웨이, 앤디 파커, 폴 레이먼드)</w:t>
+      </w:r>
+    </w:p>
+    <w:p>
+      <w:pPr>
+        <w:spacing w:line="324" w:lineRule="auto" w:after="80"/>
+      </w:pPr>
+      <w:r>
+        <w:rPr w:rFonts="맑은 고딕">
+          <w:rFonts w:ascii="맑은 고딕" w:hAnsi="맑은 고딕" w:eastAsia="맑은 고딕"/>
+          <w:b w:val="0"/>
+          <w:color w:val="6B7280"/>
+          <w:sz w:val="21"/>
+        </w:rPr>
+        <w:t xml:space="preserve">· </w:t>
+      </w:r>
+      <w:r>
+        <w:rPr w:rFonts="맑은 고딕">
+          <w:rFonts w:ascii="맑은 고딕" w:hAnsi="맑은 고딕" w:eastAsia="맑은 고딕"/>
+          <w:b/>
+          <w:color w:val="1F2937"/>
+          <w:sz w:val="21"/>
+        </w:rPr>
+        <w:t xml:space="preserve">아티스트 소개: </w:t>
+      </w:r>
+      <w:r>
+        <w:rPr w:rFonts="맑은 고딕">
+          <w:rFonts w:ascii="맑은 고딕" w:hAnsi="맑은 고딕" w:eastAsia="맑은 고딕"/>
+          <w:b w:val="0"/>
+          <w:sz w:val="21"/>
+        </w:rPr>
+        <w:t>1969년 런던에서 결성된 UFO는 정통 브리티시 하드 록의 중후함 위에 독일 출신의 천재 기타리스트 마이클 쉥커의 서정적인 플라잉 V 연주를 결합하여 독보적인 음악 세계를 구축했습니다. 헤비니스와 낭만주의 멜로디를 정교하게 융합한 이들의 음악성은 이후 1980년대 뉴 웨이브 오브 브리티시 헤비메탈(NWOBHM)의 기틀을 마련하며 팝·록 역사에 뚜렷한 족적을 남겼습니다.</w:t>
+      </w:r>
+    </w:p>
+    <w:p>
+      <w:pPr>
+        <w:spacing w:line="324" w:lineRule="auto" w:before="200" w:after="80"/>
+      </w:pPr>
+      <w:r>
+        <w:rPr w:rFonts="맑은 고딕">
+          <w:rFonts w:ascii="맑은 고딕" w:hAnsi="맑은 고딕" w:eastAsia="맑은 고딕"/>
+          <w:b/>
+          <w:color w:val="1E3A8A"/>
+          <w:sz w:val="24"/>
+        </w:rPr>
+        <w:t>3. 음반 상세 분석</w:t>
+      </w:r>
+    </w:p>
+    <w:p>
+      <w:pPr>
+        <w:spacing w:line="324" w:lineRule="auto" w:after="80"/>
+      </w:pPr>
+      <w:r>
+        <w:rPr w:rFonts="맑은 고딕">
+          <w:rFonts w:ascii="맑은 고딕" w:hAnsi="맑은 고딕" w:eastAsia="맑은 고딕"/>
+          <w:b w:val="0"/>
+          <w:color w:val="6B7280"/>
+          <w:sz w:val="21"/>
+        </w:rPr>
+        <w:t xml:space="preserve">· </w:t>
+      </w:r>
+      <w:r>
+        <w:rPr w:rFonts="맑은 고딕">
+          <w:rFonts w:ascii="맑은 고딕" w:hAnsi="맑은 고딕" w:eastAsia="맑은 고딕"/>
+          <w:b/>
+          <w:color w:val="1F2937"/>
+          <w:sz w:val="21"/>
+        </w:rPr>
+        <w:t xml:space="preserve">역사적 위치: </w:t>
+      </w:r>
+      <w:r>
+        <w:rPr w:rFonts="맑은 고딕">
+          <w:rFonts w:ascii="맑은 고딕" w:hAnsi="맑은 고딕" w:eastAsia="맑은 고딕"/>
+          <w:b w:val="0"/>
+          <w:sz w:val="21"/>
+        </w:rPr>
+        <w:t>본 작은 블루스 록의 자장 안에 머물던 초기 영국 하드 록이 보다 세련되고 극적인 구조를 갖춘 '클래시컬 하드 록'으로 진화하는 과정을 완벽히 보여주는 이정표입니다. 현악 오케스트레이션과 건반의 적극적인 배치는 록 음악의 문법을 클래식 교향악의 웅장함으로 확장하였으며, 탄탄한 구성과 빈틈없는 앙상블은 앨범 전체를 하나의 유기적인 예술품으로 완성해 냈습니다.</w:t>
+      </w:r>
+    </w:p>
+    <w:p>
+      <w:pPr>
+        <w:spacing w:line="324" w:lineRule="auto" w:after="80"/>
+      </w:pPr>
+      <w:r>
+        <w:rPr w:rFonts="맑은 고딕">
+          <w:rFonts w:ascii="맑은 고딕" w:hAnsi="맑은 고딕" w:eastAsia="맑은 고딕"/>
+          <w:b w:val="0"/>
+          <w:color w:val="6B7280"/>
+          <w:sz w:val="21"/>
+        </w:rPr>
+        <w:t xml:space="preserve">· </w:t>
+      </w:r>
+      <w:r>
+        <w:rPr w:rFonts="맑은 고딕">
+          <w:rFonts w:ascii="맑은 고딕" w:hAnsi="맑은 고딕" w:eastAsia="맑은 고딕"/>
+          <w:b/>
+          <w:color w:val="1F2937"/>
+          <w:sz w:val="21"/>
+        </w:rPr>
+        <w:t xml:space="preserve">시대의 흔적(스토리텔링): </w:t>
+      </w:r>
+      <w:r>
+        <w:rPr w:rFonts="맑은 고딕">
+          <w:rFonts w:ascii="맑은 고딕" w:hAnsi="맑은 고딕" w:eastAsia="맑은 고딕"/>
+          <w:b w:val="0"/>
+          <w:sz w:val="21"/>
+        </w:rPr>
+        <w:t>1970년대 후반 펑크 록의 거센 저항과 디스코의 열풍이 교차하던 혼란한 시대적 기류 속에서, 런던의 눅눅한 밤거리와 묵직한 시대적 고뇌를 살아내던 청춘들에게 본 작은 거칠면서도 따뜻한 위안의 은신처가 되어주었습니다. 도시의 불빛이 하나둘 꺼져갈 때(Lights Out) 피어오르는 비장미는 세기말적 낭만주의를 갈구하던 젊은 영혼들의 서정적 방황을 오롯이 대변했습니다.</w:t>
+      </w:r>
+    </w:p>
+    <w:p>
+      <w:pPr>
+        <w:spacing w:line="324" w:lineRule="auto" w:before="200" w:after="80"/>
+      </w:pPr>
+      <w:r>
+        <w:rPr w:rFonts="맑은 고딕">
+          <w:rFonts w:ascii="맑은 고딕" w:hAnsi="맑은 고딕" w:eastAsia="맑은 고딕"/>
+          <w:b/>
+          <w:color w:val="1E3A8A"/>
+          <w:sz w:val="24"/>
+        </w:rPr>
+        <w:t>4. 주요 수록곡 및 감상 제언</w:t>
+      </w:r>
+    </w:p>
+    <w:p>
+      <w:pPr>
+        <w:spacing w:line="324" w:lineRule="auto" w:after="80"/>
+      </w:pPr>
+      <w:r>
+        <w:rPr w:rFonts="맑은 고딕">
+          <w:rFonts w:ascii="맑은 고딕" w:hAnsi="맑은 고딕" w:eastAsia="맑은 고딕"/>
+          <w:b w:val="0"/>
+          <w:color w:val="6B7280"/>
+          <w:sz w:val="21"/>
+        </w:rPr>
+        <w:t xml:space="preserve">· </w:t>
+      </w:r>
+      <w:r>
+        <w:rPr w:rFonts="맑은 고딕">
+          <w:rFonts w:ascii="맑은 고딕" w:hAnsi="맑은 고딕" w:eastAsia="맑은 고딕"/>
+          <w:b/>
+          <w:color w:val="1F2937"/>
+          <w:sz w:val="21"/>
+        </w:rPr>
+        <w:t xml:space="preserve">주요 수록곡 특징: </w:t>
+      </w:r>
+      <w:r>
+        <w:rPr w:rFonts="맑은 고딕">
+          <w:rFonts w:ascii="맑은 고딕" w:hAnsi="맑은 고딕" w:eastAsia="맑은 고딕"/>
+          <w:b w:val="0"/>
+          <w:sz w:val="21"/>
+        </w:rPr>
+        <w:t>앨범의 포문을 여는 'Too Hot to Handle'의 매혹적인 리듬감에 이어, 불후의 명곡 'Love to Love'는 처연한 어쿠스틱 아르페지오와 애절한 스트링 편곡, 그리고 마이클 쉥커의 눈물겨운 멜로디 솔로가 7분이 넘는 시간 동안 서사적으로 폭발하는 록 발라드의 절대적 백미입니다. 타이틀곡 'Lights Out'의 숨 가쁜 질주감과 러브크래프트의 세계관을 담은 'Just Another Suicide', 그리고 러브(Love)의 원곡을 서정미 넘치는 하드 록으로 재해석한 'Alone Again Or'에 이르기까지 다채롭고 격조 높은 선율이 앨범을 관통합니다.</w:t>
+      </w:r>
+    </w:p>
+    <w:p>
+      <w:pPr>
+        <w:spacing w:line="324" w:lineRule="auto" w:after="80"/>
+      </w:pPr>
+      <w:r>
+        <w:rPr w:rFonts="맑은 고딕">
+          <w:rFonts w:ascii="맑은 고딕" w:hAnsi="맑은 고딕" w:eastAsia="맑은 고딕"/>
+          <w:b w:val="0"/>
+          <w:color w:val="6B7280"/>
+          <w:sz w:val="21"/>
+        </w:rPr>
+        <w:t xml:space="preserve">· </w:t>
+      </w:r>
+      <w:r>
+        <w:rPr w:rFonts="맑은 고딕">
+          <w:rFonts w:ascii="맑은 고딕" w:hAnsi="맑은 고딕" w:eastAsia="맑은 고딕"/>
+          <w:b/>
+          <w:color w:val="1F2937"/>
+          <w:sz w:val="21"/>
+        </w:rPr>
+        <w:t xml:space="preserve">빈티지 감상 제언: </w:t>
+      </w:r>
+      <w:r>
+        <w:rPr w:rFonts="맑은 고딕">
+          <w:rFonts w:ascii="맑은 고딕" w:hAnsi="맑은 고딕" w:eastAsia="맑은 고딕"/>
+          <w:b w:val="0"/>
+          <w:sz w:val="21"/>
+        </w:rPr>
+        <w:t>턴테이블의 바늘이 바이닐의 그루브를 긁으며 울려 퍼질 때 전해지는 론 네비슨 사운드 특유의 깊은 공간감은 진공관 앰프의 따뜻한 배음과 만났을 때 비로소 진가를 발휘합니다. 특히 'Love to Love'의 도입부에서 피아노와 스트링이 만들어내는 그윽한 질감, 그리고 고음역에서 비단결처럼 날아오르는 마이클 쉥커 특유의 서정적인 기타 톤은 아날로그 LP 시스템을 통해서만 오롯이 체감할 수 있는 벅찬 감동을 선사합니다.</w:t>
+      </w:r>
+    </w:p>
+    <w:p>
+      <w:pPr>
+        <w:spacing w:line="324" w:lineRule="auto" w:after="80"/>
+      </w:pPr>
+      <w:r>
+        <w:rPr w:rFonts="맑은 고딕">
+          <w:rFonts w:ascii="맑은 고딕" w:hAnsi="맑은 고딕" w:eastAsia="맑은 고딕"/>
+          <w:b w:val="0"/>
+          <w:color w:val="6B7280"/>
+          <w:sz w:val="21"/>
+        </w:rPr>
+        <w:t xml:space="preserve">· </w:t>
+      </w:r>
+      <w:r>
+        <w:rPr w:rFonts="맑은 고딕">
+          <w:rFonts w:ascii="맑은 고딕" w:hAnsi="맑은 고딕" w:eastAsia="맑은 고딕"/>
+          <w:b/>
+          <w:color w:val="1F2937"/>
+          <w:sz w:val="21"/>
+        </w:rPr>
+        <w:t xml:space="preserve">소장 가치: </w:t>
+      </w:r>
+      <w:r>
+        <w:rPr w:rFonts="맑은 고딕">
+          <w:rFonts w:ascii="맑은 고딕" w:hAnsi="맑은 고딕" w:eastAsia="맑은 고딕"/>
+          <w:b w:val="0"/>
+          <w:sz w:val="21"/>
+        </w:rPr>
+        <w:t>전성기 UFO의 황금 라인업이 빚어낸 응축된 음악성과 영국의 저명한 디자인 집단 힙노시스(Hipgnosis)가 디자인한 독특하고 신비로운 커버 아트는 음반 애호가들에게 시각적·청각적 만족감을 동시에 전해줍니다. 브리티시 록의 찬란한 유산이자 후대 록 음악의 근간이 된 이 음반은 클래식과 록 애호가 모두의 바이닐 라이브러리에서 영원히 빛날 귀중한 보물입니다.</w:t>
+      </w:r>
+    </w:p>
+    <w:p>
+      <w:pPr>
+        <w:spacing w:line="324" w:lineRule="auto" w:after="120" w:before="160"/>
+      </w:pPr>
+      <w:r>
+        <w:rPr w:rFonts="맑은 고딕">
+          <w:rFonts w:ascii="맑은 고딕" w:hAnsi="맑은 고딕" w:eastAsia="맑은 고딕"/>
+          <w:b/>
+          <w:color w:val="4338CA"/>
+          <w:sz w:val="21"/>
+        </w:rPr>
+        <w:t>이 음반을 통해 밤하늘을 수놓는 별빛처럼 처연하고도 웅장한 선율이 전해주는 감동을 다시 한번 경험해 보시는 것은 어떨까요?</w:t>
       </w:r>
     </w:p>
     <w:sectPr>
       <w:pgSz w:w="12240" w:h="15840"/>
-      <w:pgMar w:top="1440" w:right="1440" w:bottom="1440" w:left="1440" w:header="720" w:footer="720" w:gutter="0"/>
+      <w:pgMar w:top="1152" w:right="1296" w:bottom="1152" w:left="1296" w:header="720" w:footer="720" w:gutter="0"/>
       <w:cols w:space="720"/>
       <w:docGrid w:linePitch="360"/>
     </w:sectPr>

--- a/word_reports/LP_0366_위치_467_UFO_Lights Out.docx
+++ b/word_reports/LP_0366_위치_467_UFO_Lights Out.docx
@@ -32,7 +32,7 @@
     </w:p>
     <w:p>
       <w:pPr>
-        <w:spacing w:line="324" w:lineRule="auto" w:before="80" w:after="160"/>
+        <w:spacing w:line="324" w:lineRule="auto" w:before="80" w:after="120"/>
       </w:pPr>
       <w:r>
         <w:rPr w:rFonts="맑은 고딕">
@@ -42,13 +42,6 @@
           <w:sz w:val="22"/>
         </w:rPr>
         <w:t xml:space="preserve">[음반 소개] </w:t>
-      </w:r>
-      <w:r>
-        <w:rPr w:rFonts="맑은 고딕">
-          <w:rFonts w:ascii="맑은 고딕" w:hAnsi="맑은 고딕" w:eastAsia="맑은 고딕"/>
-          <w:b w:val="0"/>
-          <w:sz w:val="21"/>
-        </w:rPr>
       </w:r>
     </w:p>
     <w:p>
@@ -61,7 +54,33 @@
           <w:b w:val="0"/>
           <w:sz w:val="21"/>
         </w:rPr>
-        <w:t>1970년대 브리티시 하드 록이 도달할 수 있는 가장 우아하고도 장엄한 정점을 증명한 UFO의 1977년 명반 《Lights Out》은 강렬한 헤비 기타 리프와 클래시컬한 현악 오케스트레이션이 환상적인 조화를 이루는 걸작입니다. 프로듀서 론 네비슨의 유려한 조율 아래, 천재 기타리스트 마이클 쉥커의 낭만적인 핑거링과 필 모그의 처연하면서도 드라마틱한 보컬은 단순한 록을 넘어 한 편의 비장미 넘치는 교향시를 엮어냅니다. 거친 질주감 속에서도 결코 잃지 않는 기품과 서정적인 멜로디의 향연은 반세기가 흐른 지금까지도 애호가들의 가슴을 깊게 울리며 찬연한 빛을 발합니다.</w:t>
+        <w:t>1970년대 후반의 록 음악계는 거대한 전환의 소용돌이 속에 놓여 있었습니다. 펑크의 거친 포효가 런던의 거리를 뒤흔들고 디스코의 현란한 리듬이 전 세계 클럽을 지배하던 1977년 5월, 영국의 하드록 밴드 UFO는 그 어떤 유행의 파고에도 흔들리지 않을 불멸의 기념비적 명작 『Lights Out』을 세상에 내놓았습니다. 본작은 독일 출신의 천재 기타리스트 마이클 쉥커(Michael Schenker)의 불꽃같은 멜로디 감각과 필 모그(Phil Mogg)의 거칠면서도 우수에 젖은 보컬, 그리고 거장 프로듀서 론 네비슨(Ron Nevison)의 유려한 오케스트레이션이 완벽한 화학적 결합을 이루어낸 하드록의 정점이자 예술적 개화였습니다.</w:t>
+      </w:r>
+    </w:p>
+    <w:p>
+      <w:pPr>
+        <w:spacing w:line="324" w:lineRule="auto" w:after="120"/>
+      </w:pPr>
+      <w:r>
+        <w:rPr w:rFonts="맑은 고딕">
+          <w:rFonts w:ascii="맑은 고딕" w:hAnsi="맑은 고딕" w:eastAsia="맑은 고딕"/>
+          <w:b w:val="0"/>
+          <w:sz w:val="21"/>
+        </w:rPr>
+        <w:t>이 앨범은 단순한 직선적 헤비메탈의 문법을 뛰어넘어, 클래식 음악의 구조적 엄격함과 서정미를 정통 브리티시 하드록의 뼈대 위에 웅장하게 쌓아 올렸습니다. 정교하게 구축된 리듬 섹션 위에 마이클 쉥커가 깁슨 플라잉 V 기타로 빚어내는 비장미 넘치는 아르페지오와 솔로는 격조 높은 비극의 카타르시스를 선사하며, 록 음악이 도달할 수 있는 가장 우아하고도 박진감 넘치는 서사시를 직조해 냈습니다. 어둠과 빛, 폭발적인 에너지와 애잔한 멜랑콜리가 공존하는 이 작품은 발매 직후 대서양을 건너 미국 시장을 뒤흔들었으며, 훗날 등장할 '뉴 웨이브 오브 브리티시 헤비메탈(NWOBHM)'과 80년대 멜로딕 메탈 씬 전체의 나침반이 되었습니다.</w:t>
+      </w:r>
+    </w:p>
+    <w:p>
+      <w:pPr>
+        <w:spacing w:line="324" w:lineRule="auto" w:after="120"/>
+      </w:pPr>
+      <w:r>
+        <w:rPr w:rFonts="맑은 고딕">
+          <w:rFonts w:ascii="맑은 고딕" w:hAnsi="맑은 고딕" w:eastAsia="맑은 고딕"/>
+          <w:b w:val="0"/>
+          <w:sz w:val="21"/>
+        </w:rPr>
+        <w:t>음반에 수록된 대곡 「Love to Love」를 비롯한 트랙들은 록 음악 애호가뿐만 아니라 클래식과 팝의 정제된 서정성을 갈망하는 이들에게도 깊은 감정적 전율을 안겨줍니다. 『Lights Out』에 깃든 미학은 찰나의 폭발력에 머무르지 않고, 시대를 초월하여 인간 내면의 고독과 열정을 클래시컬한 기품으로 어루만집니다. 반세기에 가까운 세월이 흐른 지금까지도 이 음반이 턴테이블 위에서 여전히 찬란한 빛을 발하는 까닭은, 그들의 연주 속에 깃든 진실한 예술적 열망과 흉내 낼 수 없는 낭만적 기품이 고스란히 각인되어 있기 때문입니다.</w:t>
       </w:r>
     </w:p>
     <w:p>
@@ -168,7 +187,7 @@
           <w:b w:val="0"/>
           <w:sz w:val="21"/>
         </w:rPr>
-        <w:t>1977년 5월 영국의 크리설리스(Chrysalis) 레코드를 통해 발매된 UFO의 여섯 번째 정규 스튜디오 앨범으로, 런던의 에어 스튜디오(AIR Studios) 등지에서 녹음되어 하드 록 사운드에 격조 높은 현악 편곡을 과감히 도입하며 밴드의 음악적 전환점이자 전성기를 활짝 연 기념비적 작품입니다.</w:t>
+        <w:t>1977년 5월 영국의 명문 크리설리스(Chrysalis) 레코드를 통해 발매된 UFO의 통산 여섯 번째 정규 스튜디오 앨범으로, 거장 론 네비슨의 정교한 프로듀싱 아래 밴드의 음악적 정점을 기록한 역사적 걸작입니다.</w:t>
       </w:r>
     </w:p>
     <w:p>
@@ -199,7 +218,7 @@
           <w:b w:val="0"/>
           <w:sz w:val="21"/>
         </w:rPr>
-        <w:t>미국 빌보드 200 차트 23위까지 오르며 UFO에게 미국 시장 내 상업적 대성공을 안겨주었고, 영국 앨범 차트 54위를 기록하며 글로벌 록 씬의 중심으로 당당히 부상하였습니다.</w:t>
+        <w:t>미국 빌보드 200 차트 23위까지 치솟으며 밴드 역사상 미국 시장에서 가장 눈부신 상업적 성공을 거두었고, RIAA 골드(50만 장 이상) 인증을 획득하며 영국을 넘어 세계적인 하드록 밴드로 도약하는 결정적 계기가 되었습니다.</w:t>
       </w:r>
     </w:p>
     <w:p>
@@ -230,7 +249,7 @@
           <w:b w:val="0"/>
           <w:sz w:val="21"/>
         </w:rPr>
-        <w:t>공식적인 그래미 수상 등에는 이름을 올리지 않았으나, 《Kerrang!》, 《Rolling Stone》 등 유수의 글로벌 음악 전문지로부터 '역대 최고의 하드 록 앨범' 중 하나로 지속해서 헌정되며, 훗날 메탈리카를 비롯한 수많은 헤비메탈 밴드들에게 지대한 영향을 끼친 명반으로 공인받고 있습니다.</w:t>
+        <w:t>케랑!(Kerrang!), 롤링 스톤(Rolling Stone) 등 세계 유수 음악 매체로부터 '역대 최고의 하드록/헤비메탈 앨범' 중 하나로 끊임없이 헌정받았으며, 70년대 클래식 록의 교과서적인 명반으로 확고한 권위를 공인받고 있습니다.</w:t>
       </w:r>
     </w:p>
     <w:p>
@@ -275,7 +294,7 @@
           <w:b w:val="0"/>
           <w:sz w:val="21"/>
         </w:rPr>
-        <w:t>영국 (기타리스트 마이클 쉥커는 독일 출신)</w:t>
+        <w:t>영국 (United Kingdom)</w:t>
       </w:r>
     </w:p>
     <w:p>
@@ -306,7 +325,7 @@
           <w:b w:val="0"/>
           <w:sz w:val="21"/>
         </w:rPr>
-        <w:t>1969년 결성 (현재까지 활동 중)</w:t>
+        <w:t>1968년 결성</w:t>
       </w:r>
     </w:p>
     <w:p>
@@ -337,7 +356,7 @@
           <w:b w:val="0"/>
           <w:sz w:val="21"/>
         </w:rPr>
-        <w:t>그룹 (5인조 록 밴드: 필 모그, 마이클 쉥커, 피트 웨이, 앤디 파커, 폴 레이먼드)</w:t>
+        <w:t>5인조 하드록 그룹</w:t>
       </w:r>
     </w:p>
     <w:p>
@@ -368,7 +387,7 @@
           <w:b w:val="0"/>
           <w:sz w:val="21"/>
         </w:rPr>
-        <w:t>1969년 런던에서 결성된 UFO는 정통 브리티시 하드 록의 중후함 위에 독일 출신의 천재 기타리스트 마이클 쉥커의 서정적인 플라잉 V 연주를 결합하여 독보적인 음악 세계를 구축했습니다. 헤비니스와 낭만주의 멜로디를 정교하게 융합한 이들의 음악성은 이후 1980년대 뉴 웨이브 오브 브리티시 헤비메탈(NWOBHM)의 기틀을 마련하며 팝·록 역사에 뚜렷한 족적을 남겼습니다.</w:t>
+        <w:t>UFO는 블루스 기반의 정통 브리티시 하드록에 독일 출신 천재 기타리스트 마이클 쉥커의 클래시컬하고 정교한 선율 감각을 융합하여 독보적인 음악 세계를 구축한 전설적인 밴드입니다. 이들이 완성한 서정성과 파워의 완벽한 균형은 아이언 메이든, 데프 레파드, 메탈리카 등 후대 록·메탈 거장들에게 결정적인 음악적 영감을 제공하며 팝 음악사에 불멸의 족적을 남겼습니다.</w:t>
       </w:r>
     </w:p>
     <w:p>
@@ -413,7 +432,7 @@
           <w:b w:val="0"/>
           <w:sz w:val="21"/>
         </w:rPr>
-        <w:t>본 작은 블루스 록의 자장 안에 머물던 초기 영국 하드 록이 보다 세련되고 극적인 구조를 갖춘 '클래시컬 하드 록'으로 진화하는 과정을 완벽히 보여주는 이정표입니다. 현악 오케스트레이션과 건반의 적극적인 배치는 록 음악의 문법을 클래식 교향악의 웅장함으로 확장하였으며, 탄탄한 구성과 빈틈없는 앙상블은 앨범 전체를 하나의 유기적인 예술품으로 완성해 냈습니다.</w:t>
+        <w:t>하드록이 원초적인 에너지 발산의 시대를 지나 세련된 작곡과 오케스트레이션을 품은 예술적 양식으로 진화했음을 증명한 앨범입니다. 정통 록의 헤비한 질감과 클래시컬한 스트링 세션, 그리고 폴 레이몬드의 건반이 빚어낸 드라마틱한 구성은 록 음악의 미학적 지평을 한 단계 끌어올린 걸작으로 평가받습니다.</w:t>
       </w:r>
     </w:p>
     <w:p>
@@ -444,7 +463,7 @@
           <w:b w:val="0"/>
           <w:sz w:val="21"/>
         </w:rPr>
-        <w:t>1970년대 후반 펑크 록의 거센 저항과 디스코의 열풍이 교차하던 혼란한 시대적 기류 속에서, 런던의 눅눅한 밤거리와 묵직한 시대적 고뇌를 살아내던 청춘들에게 본 작은 거칠면서도 따뜻한 위안의 은신처가 되어주었습니다. 도시의 불빛이 하나둘 꺼져갈 때(Lights Out) 피어오르는 비장미는 세기말적 낭만주의를 갈구하던 젊은 영혼들의 서정적 방황을 오롯이 대변했습니다.</w:t>
+        <w:t>1977년 특유의 불안하고 격동적이던 사회적 공기 속에서, 런던과 뉴욕의 황혼기를 살아가는 청춘들의 방황과 낭만을 날카롭고도 시적인 감수성으로 포착해 냈습니다. 전설적인 디자인 그룹 힙노시스(Hipgnosis)가 작업한 독특하고도 초현실적인 커버 아트워크는 당시 대도시가 드리운 차가운 소외감과 밴드의 폭발적인 음악적 열기를 시각적으로 완벽하게 대변하고 있습니다.</w:t>
       </w:r>
     </w:p>
     <w:p>
@@ -489,7 +508,7 @@
           <w:b w:val="0"/>
           <w:sz w:val="21"/>
         </w:rPr>
-        <w:t>앨범의 포문을 여는 'Too Hot to Handle'의 매혹적인 리듬감에 이어, 불후의 명곡 'Love to Love'는 처연한 어쿠스틱 아르페지오와 애절한 스트링 편곡, 그리고 마이클 쉥커의 눈물겨운 멜로디 솔로가 7분이 넘는 시간 동안 서사적으로 폭발하는 록 발라드의 절대적 백미입니다. 타이틀곡 'Lights Out'의 숨 가쁜 질주감과 러브크래프트의 세계관을 담은 'Just Another Suicide', 그리고 러브(Love)의 원곡을 서정미 넘치는 하드 록으로 재해석한 'Alone Again Or'에 이르기까지 다채롭고 격조 높은 선율이 앨범을 관통합니다.</w:t>
+        <w:t>스트레이트하고 매혹적인 그루브로 문을 여는 명곡 「Too Hot to Handle」, 팽팽한 긴장감과 질주감 넘치는 리프가 압권인 타이틀 트랙 「Lights Out」, 그리고 웅장한 스트링 편곡과 마이클 쉥커의 눈물겨운 기타 솔로가 7분이 넘는 시간 동안 압도적인 드라마를 연출하는 대서사시 「Love to Love」는 서정 록 미학의 극치를 보여줍니다.</w:t>
       </w:r>
     </w:p>
     <w:p>
@@ -520,7 +539,7 @@
           <w:b w:val="0"/>
           <w:sz w:val="21"/>
         </w:rPr>
-        <w:t>턴테이블의 바늘이 바이닐의 그루브를 긁으며 울려 퍼질 때 전해지는 론 네비슨 사운드 특유의 깊은 공간감은 진공관 앰프의 따뜻한 배음과 만났을 때 비로소 진가를 발휘합니다. 특히 'Love to Love'의 도입부에서 피아노와 스트링이 만들어내는 그윽한 질감, 그리고 고음역에서 비단결처럼 날아오르는 마이클 쉥커 특유의 서정적인 기타 톤은 아날로그 LP 시스템을 통해서만 오롯이 체감할 수 있는 벅찬 감동을 선사합니다.</w:t>
+        <w:t>본 음반은 반드시 아날로그 LP와 진공관 앰프를 통해 감상하시기를 권합니다. 마이클 쉥커의 깁슨 플라잉 V가 뿜어내는 마샬 앰프 특유의 두툼하고 따스한 미드레인지 질감, 론 네비슨이 배치한 어쿠스틱 스트링의 풍성한 공명감, 그리고 필 모그의 호흡 하나까지 생생하게 포착해 내는 턴테이블 카트리지의 섬세한 트래킹을 통해 디지털 음원에서는 결코 맛볼 수 없는 깊은 공간감을 음미할 수 있습니다.</w:t>
       </w:r>
     </w:p>
     <w:p>
@@ -551,7 +570,7 @@
           <w:b w:val="0"/>
           <w:sz w:val="21"/>
         </w:rPr>
-        <w:t>전성기 UFO의 황금 라인업이 빚어낸 응축된 음악성과 영국의 저명한 디자인 집단 힙노시스(Hipgnosis)가 디자인한 독특하고 신비로운 커버 아트는 음반 애호가들에게 시각적·청각적 만족감을 동시에 전해줍니다. 브리티시 록의 찬란한 유산이자 후대 록 음악의 근간이 된 이 음반은 클래식과 록 애호가 모두의 바이닐 라이브러리에서 영원히 빛날 귀중한 보물입니다.</w:t>
+        <w:t>70년대 클래식 록의 황금기를 대표하는 상징적인 음반이자 힙노시스의 아트워크가 온전히 살아 숨 쉬는 게이트폴드 슬리브의 존재만으로도, 아날로그 컬렉터라면 반드시 랙의 중심에 갖추어야 할 역사적·미학적 가치가 대단히 높은 머스트 해브(Must-have) 아이템입니다.</w:t>
       </w:r>
     </w:p>
     <w:p>
@@ -565,7 +584,7 @@
           <w:color w:val="4338CA"/>
           <w:sz w:val="21"/>
         </w:rPr>
-        <w:t>이 음반을 통해 밤하늘을 수놓는 별빛처럼 처연하고도 웅장한 선율이 전해주는 감동을 다시 한번 경험해 보시는 것은 어떨까요?</w:t>
+        <w:t>이 음반을 통해 밤의 정적을 깨우는 날카로운 리프와 가슴을 적시는 장엄한 선율이 전해주는 감동을 다시 한번 경험해 보시는 것은 어떨까요?</w:t>
       </w:r>
     </w:p>
     <w:sectPr>
